--- a/setup/Hướng dẫn setup chạy đồ án.docx
+++ b/setup/Hướng dẫn setup chạy đồ án.docx
@@ -87,163 +87,182 @@
         </w:rPr>
         <w:t>git clone https://github.com/buiduykhanhbiz-del/ASPNET-dk24ttc7-buiduykhanh-efinance.git</w:t>
       </w:r>
-    </w:p>
-    <w:p>
-      <w:pPr>
-        <w:rPr>
-          <w:rFonts w:hint="default" w:ascii="Times New Roman" w:hAnsi="Times New Roman" w:cs="Times New Roman"/>
-          <w:sz w:val="26"/>
-          <w:szCs w:val="26"/>
-        </w:rPr>
-      </w:pPr>
-      <w:r>
-        <w:rPr>
-          <w:rFonts w:hint="default" w:ascii="Times New Roman" w:hAnsi="Times New Roman" w:cs="Times New Roman"/>
-          <w:sz w:val="26"/>
-          <w:szCs w:val="26"/>
-        </w:rPr>
-        <w:t>cd ASPNET-dk24ttc7-buiduykhanh-efinance</w:t>
-      </w:r>
-    </w:p>
-    <w:p>
-      <w:pPr>
-        <w:rPr>
-          <w:rFonts w:hint="default" w:ascii="Times New Roman" w:hAnsi="Times New Roman" w:cs="Times New Roman"/>
-          <w:sz w:val="26"/>
-          <w:szCs w:val="26"/>
-        </w:rPr>
-      </w:pPr>
-      <w:r>
-        <w:rPr>
-          <w:rFonts w:hint="default" w:ascii="Times New Roman" w:hAnsi="Times New Roman" w:cs="Times New Roman"/>
-          <w:sz w:val="26"/>
-          <w:szCs w:val="26"/>
-        </w:rPr>
-        <w:t>```</w:t>
-      </w:r>
-    </w:p>
-    <w:p>
-      <w:pPr>
-        <w:rPr>
-          <w:rFonts w:hint="default" w:ascii="Times New Roman" w:hAnsi="Times New Roman" w:cs="Times New Roman"/>
-          <w:sz w:val="26"/>
-          <w:szCs w:val="26"/>
-        </w:rPr>
-      </w:pPr>
-    </w:p>
-    <w:p>
-      <w:pPr>
-        <w:rPr>
-          <w:rFonts w:hint="default" w:ascii="Times New Roman" w:hAnsi="Times New Roman" w:cs="Times New Roman"/>
-          <w:sz w:val="26"/>
-          <w:szCs w:val="26"/>
-        </w:rPr>
-      </w:pPr>
-      <w:r>
-        <w:rPr>
-          <w:rFonts w:hint="default" w:ascii="Times New Roman" w:hAnsi="Times New Roman" w:cs="Times New Roman"/>
-          <w:sz w:val="26"/>
-          <w:szCs w:val="26"/>
-        </w:rPr>
-        <w:t>---</w:t>
-      </w:r>
-    </w:p>
-    <w:p>
-      <w:pPr>
-        <w:rPr>
-          <w:rFonts w:hint="default" w:ascii="Times New Roman" w:hAnsi="Times New Roman" w:cs="Times New Roman"/>
-          <w:sz w:val="26"/>
-          <w:szCs w:val="26"/>
-        </w:rPr>
-      </w:pPr>
-    </w:p>
-    <w:p>
-      <w:pPr>
-        <w:rPr>
-          <w:rFonts w:hint="default" w:ascii="Times New Roman" w:hAnsi="Times New Roman" w:cs="Times New Roman"/>
-          <w:sz w:val="26"/>
-          <w:szCs w:val="26"/>
-        </w:rPr>
-      </w:pPr>
-      <w:r>
-        <w:rPr>
-          <w:rFonts w:hint="default" w:ascii="Times New Roman" w:hAnsi="Times New Roman" w:cs="Times New Roman"/>
-          <w:sz w:val="26"/>
-          <w:szCs w:val="26"/>
-        </w:rPr>
-        <w:t>## 2. Cấu hình Database</w:t>
-      </w:r>
-    </w:p>
-    <w:p>
-      <w:pPr>
-        <w:rPr>
-          <w:rFonts w:hint="default" w:ascii="Times New Roman" w:hAnsi="Times New Roman" w:cs="Times New Roman"/>
-          <w:sz w:val="26"/>
-          <w:szCs w:val="26"/>
-        </w:rPr>
-      </w:pPr>
-    </w:p>
-    <w:p>
-      <w:pPr>
-        <w:rPr>
-          <w:rFonts w:hint="default" w:ascii="Times New Roman" w:hAnsi="Times New Roman" w:cs="Times New Roman"/>
-          <w:sz w:val="26"/>
-          <w:szCs w:val="26"/>
-        </w:rPr>
-      </w:pPr>
-      <w:r>
-        <w:rPr>
-          <w:rFonts w:hint="default" w:ascii="Times New Roman" w:hAnsi="Times New Roman" w:cs="Times New Roman"/>
-          <w:sz w:val="26"/>
-          <w:szCs w:val="26"/>
-        </w:rPr>
-        <w:t>* Mở file `appsettings.json`</w:t>
-      </w:r>
-    </w:p>
-    <w:p>
-      <w:pPr>
-        <w:rPr>
-          <w:rFonts w:hint="default" w:ascii="Times New Roman" w:hAnsi="Times New Roman" w:cs="Times New Roman"/>
-          <w:sz w:val="26"/>
-          <w:szCs w:val="26"/>
-        </w:rPr>
-      </w:pPr>
-      <w:r>
-        <w:rPr>
-          <w:rFonts w:hint="default" w:ascii="Times New Roman" w:hAnsi="Times New Roman" w:cs="Times New Roman"/>
-          <w:sz w:val="26"/>
-          <w:szCs w:val="26"/>
-        </w:rPr>
-        <w:t>* Chỉnh lại **connection string** phù hợp với máy của bạn</w:t>
-      </w:r>
-    </w:p>
-    <w:p>
-      <w:pPr>
-        <w:rPr>
-          <w:rFonts w:hint="default" w:ascii="Times New Roman" w:hAnsi="Times New Roman" w:cs="Times New Roman"/>
-          <w:sz w:val="26"/>
-          <w:szCs w:val="26"/>
-        </w:rPr>
-      </w:pPr>
-    </w:p>
-    <w:p>
-      <w:pPr>
-        <w:rPr>
-          <w:rFonts w:hint="default" w:ascii="Times New Roman" w:hAnsi="Times New Roman" w:cs="Times New Roman"/>
-          <w:sz w:val="26"/>
-          <w:szCs w:val="26"/>
-        </w:rPr>
-      </w:pPr>
-      <w:r>
-        <w:rPr>
-          <w:rFonts w:hint="default" w:ascii="Times New Roman" w:hAnsi="Times New Roman" w:cs="Times New Roman"/>
-          <w:sz w:val="26"/>
-          <w:szCs w:val="26"/>
-        </w:rPr>
-        <w:t>Ví dụ:</w:t>
-      </w:r>
       <w:bookmarkStart w:id="0" w:name="_GoBack"/>
       <w:bookmarkEnd w:id="0"/>
+    </w:p>
+    <w:p>
+      <w:pPr>
+        <w:rPr>
+          <w:rFonts w:hint="default" w:ascii="Times New Roman" w:hAnsi="Times New Roman" w:cs="Times New Roman"/>
+          <w:sz w:val="26"/>
+          <w:szCs w:val="26"/>
+        </w:rPr>
+      </w:pPr>
+      <w:r>
+        <w:rPr>
+          <w:rFonts w:hint="default" w:ascii="Times New Roman" w:hAnsi="Times New Roman" w:cs="Times New Roman"/>
+          <w:sz w:val="26"/>
+          <w:szCs w:val="26"/>
+        </w:rPr>
+        <w:t>cd ASPNET-dk24ttc7-buiduykhanh-efinance</w:t>
+      </w:r>
+    </w:p>
+    <w:p>
+      <w:pPr>
+        <w:rPr>
+          <w:rFonts w:hint="default" w:ascii="Times New Roman" w:hAnsi="Times New Roman" w:cs="Times New Roman"/>
+          <w:sz w:val="26"/>
+          <w:szCs w:val="26"/>
+          <w:lang w:val="vi-VN"/>
+        </w:rPr>
+      </w:pPr>
+      <w:r>
+        <w:rPr>
+          <w:rFonts w:hint="default" w:ascii="Times New Roman" w:hAnsi="Times New Roman" w:cs="Times New Roman"/>
+          <w:sz w:val="26"/>
+          <w:szCs w:val="26"/>
+          <w:lang w:val="vi-VN"/>
+        </w:rPr>
+        <w:t>cd src</w:t>
+      </w:r>
+    </w:p>
+    <w:p>
+      <w:pPr>
+        <w:rPr>
+          <w:rFonts w:hint="default" w:ascii="Times New Roman" w:hAnsi="Times New Roman" w:cs="Times New Roman"/>
+          <w:sz w:val="26"/>
+          <w:szCs w:val="26"/>
+        </w:rPr>
+      </w:pPr>
+      <w:r>
+        <w:rPr>
+          <w:rFonts w:hint="default" w:ascii="Times New Roman" w:hAnsi="Times New Roman" w:cs="Times New Roman"/>
+          <w:sz w:val="26"/>
+          <w:szCs w:val="26"/>
+        </w:rPr>
+        <w:t>```</w:t>
+      </w:r>
+    </w:p>
+    <w:p>
+      <w:pPr>
+        <w:rPr>
+          <w:rFonts w:hint="default" w:ascii="Times New Roman" w:hAnsi="Times New Roman" w:cs="Times New Roman"/>
+          <w:sz w:val="26"/>
+          <w:szCs w:val="26"/>
+        </w:rPr>
+      </w:pPr>
+    </w:p>
+    <w:p>
+      <w:pPr>
+        <w:rPr>
+          <w:rFonts w:hint="default" w:ascii="Times New Roman" w:hAnsi="Times New Roman" w:cs="Times New Roman"/>
+          <w:sz w:val="26"/>
+          <w:szCs w:val="26"/>
+        </w:rPr>
+      </w:pPr>
+      <w:r>
+        <w:rPr>
+          <w:rFonts w:hint="default" w:ascii="Times New Roman" w:hAnsi="Times New Roman" w:cs="Times New Roman"/>
+          <w:sz w:val="26"/>
+          <w:szCs w:val="26"/>
+        </w:rPr>
+        <w:t>---</w:t>
+      </w:r>
+    </w:p>
+    <w:p>
+      <w:pPr>
+        <w:rPr>
+          <w:rFonts w:hint="default" w:ascii="Times New Roman" w:hAnsi="Times New Roman" w:cs="Times New Roman"/>
+          <w:sz w:val="26"/>
+          <w:szCs w:val="26"/>
+        </w:rPr>
+      </w:pPr>
+    </w:p>
+    <w:p>
+      <w:pPr>
+        <w:rPr>
+          <w:rFonts w:hint="default" w:ascii="Times New Roman" w:hAnsi="Times New Roman" w:cs="Times New Roman"/>
+          <w:sz w:val="26"/>
+          <w:szCs w:val="26"/>
+        </w:rPr>
+      </w:pPr>
+      <w:r>
+        <w:rPr>
+          <w:rFonts w:hint="default" w:ascii="Times New Roman" w:hAnsi="Times New Roman" w:cs="Times New Roman"/>
+          <w:sz w:val="26"/>
+          <w:szCs w:val="26"/>
+        </w:rPr>
+        <w:t>## 2. Cấu hình Database</w:t>
+      </w:r>
+    </w:p>
+    <w:p>
+      <w:pPr>
+        <w:rPr>
+          <w:rFonts w:hint="default" w:ascii="Times New Roman" w:hAnsi="Times New Roman" w:cs="Times New Roman"/>
+          <w:sz w:val="26"/>
+          <w:szCs w:val="26"/>
+        </w:rPr>
+      </w:pPr>
+    </w:p>
+    <w:p>
+      <w:pPr>
+        <w:rPr>
+          <w:rFonts w:hint="default" w:ascii="Times New Roman" w:hAnsi="Times New Roman" w:cs="Times New Roman"/>
+          <w:sz w:val="26"/>
+          <w:szCs w:val="26"/>
+        </w:rPr>
+      </w:pPr>
+      <w:r>
+        <w:rPr>
+          <w:rFonts w:hint="default" w:ascii="Times New Roman" w:hAnsi="Times New Roman" w:cs="Times New Roman"/>
+          <w:sz w:val="26"/>
+          <w:szCs w:val="26"/>
+        </w:rPr>
+        <w:t>* Mở file `appsettings.json`</w:t>
+      </w:r>
+    </w:p>
+    <w:p>
+      <w:pPr>
+        <w:rPr>
+          <w:rFonts w:hint="default" w:ascii="Times New Roman" w:hAnsi="Times New Roman" w:cs="Times New Roman"/>
+          <w:sz w:val="26"/>
+          <w:szCs w:val="26"/>
+        </w:rPr>
+      </w:pPr>
+      <w:r>
+        <w:rPr>
+          <w:rFonts w:hint="default" w:ascii="Times New Roman" w:hAnsi="Times New Roman" w:cs="Times New Roman"/>
+          <w:sz w:val="26"/>
+          <w:szCs w:val="26"/>
+        </w:rPr>
+        <w:t>* Chỉnh lại **connection string** phù hợp với máy của bạn</w:t>
+      </w:r>
+    </w:p>
+    <w:p>
+      <w:pPr>
+        <w:rPr>
+          <w:rFonts w:hint="default" w:ascii="Times New Roman" w:hAnsi="Times New Roman" w:cs="Times New Roman"/>
+          <w:sz w:val="26"/>
+          <w:szCs w:val="26"/>
+        </w:rPr>
+      </w:pPr>
+    </w:p>
+    <w:p>
+      <w:pPr>
+        <w:rPr>
+          <w:rFonts w:hint="default" w:ascii="Times New Roman" w:hAnsi="Times New Roman" w:cs="Times New Roman"/>
+          <w:sz w:val="26"/>
+          <w:szCs w:val="26"/>
+        </w:rPr>
+      </w:pPr>
+      <w:r>
+        <w:rPr>
+          <w:rFonts w:hint="default" w:ascii="Times New Roman" w:hAnsi="Times New Roman" w:cs="Times New Roman"/>
+          <w:sz w:val="26"/>
+          <w:szCs w:val="26"/>
+        </w:rPr>
+        <w:t>Ví dụ:</w:t>
+      </w:r>
     </w:p>
     <w:p>
       <w:pPr>
